--- a/templates/Akt_9_Beton_Dnevnik_Template.docx
+++ b/templates/Akt_9_Beton_Dnevnik_Template.docx
@@ -151,7 +151,7 @@
           <w:sz w:val="24"/>
           <w:szCs w:val="24"/>
         </w:rPr>
-        <w:t>{{Консултант_Фирма}}, инж. {{Консултант_Управител}} — Управител</w:t>
+        <w:t>{{Консултант_Фирма}}, {{Консултант_Управител}} — Управител</w:t>
       </w:r>
     </w:p>
     <w:p>

--- a/templates/Akt_9_Beton_Dnevnik_Template.docx
+++ b/templates/Akt_9_Beton_Dnevnik_Template.docx
@@ -2,23 +2,6 @@
 <file path=word/document.xml><?xml version="1.0" encoding="utf-8"?>
 <w:document xmlns:wpc="http://schemas.microsoft.com/office/word/2010/wordprocessingCanvas" xmlns:cx="http://schemas.microsoft.com/office/drawing/2014/chartex" xmlns:cx1="http://schemas.microsoft.com/office/drawing/2015/9/8/chartex" xmlns:mc="http://schemas.openxmlformats.org/markup-compatibility/2006" xmlns:o="urn:schemas-microsoft-com:office:office" xmlns:r="http://schemas.openxmlformats.org/officeDocument/2006/relationships" xmlns:m="http://schemas.openxmlformats.org/officeDocument/2006/math" xmlns:v="urn:schemas-microsoft-com:vml" xmlns:wp14="http://schemas.microsoft.com/office/word/2010/wordprocessingDrawing" xmlns:wp="http://schemas.openxmlformats.org/drawingml/2006/wordprocessingDrawing" xmlns:w10="urn:schemas-microsoft-com:office:word" xmlns:w="http://schemas.openxmlformats.org/wordprocessingml/2006/main" xmlns:w14="http://schemas.microsoft.com/office/word/2010/wordml" xmlns:w15="http://schemas.microsoft.com/office/word/2012/wordml" xmlns:w16se="http://schemas.microsoft.com/office/word/2015/wordml/symex" xmlns:wpg="http://schemas.microsoft.com/office/word/2010/wordprocessingGroup" xmlns:wpi="http://schemas.microsoft.com/office/word/2010/wordprocessingInk" xmlns:wne="http://schemas.microsoft.com/office/word/2006/wordml" xmlns:wps="http://schemas.microsoft.com/office/word/2010/wordprocessingShape" mc:Ignorable="w14 w15 w16se wp14">
   <w:body>
-    <w:p>
-      <w:pPr>
-        <w:spacing w:before="200" w:after="80"/>
-        <w:jc w:val="center"/>
-      </w:pPr>
-      <w:r>
-        <w:rPr>
-          <w:rFonts w:ascii="Garamond" w:eastAsia="Garamond" w:hAnsi="Garamond" w:cs="Garamond"/>
-          <w:i/>
-          <w:iCs/>
-          <w:color w:val="6B7280"/>
-          <w:sz w:val="18"/>
-          <w:szCs w:val="18"/>
-        </w:rPr>
-        <w:t>Приложение № 9  |  към чл. 7, ал. 3, т. 9</w:t>
-      </w:r>
-    </w:p>
     <w:p>
       <w:pPr>
         <w:spacing w:before="200" w:after="160"/>

--- a/templates/Akt_9_Beton_Dnevnik_Template.docx
+++ b/templates/Akt_9_Beton_Dnevnik_Template.docx
@@ -114,7 +114,9 @@
           <w:sz w:val="24"/>
           <w:szCs w:val="24"/>
         </w:rPr>
-        <w:t>Консултант:</w:t>
+        <w:t>Консултант (строителен надзор):</w:t>
+        <w:tab/>
+        <w:t>{{Консултант_Фирма}}, {{Консултант_Управител}} — Управител</w:t>
       </w:r>
       <w:r>
         <w:rPr>
@@ -125,7 +127,6 @@
           <w:sz w:val="24"/>
           <w:szCs w:val="24"/>
         </w:rPr>
-        <w:tab/>
       </w:r>
       <w:r>
         <w:rPr>
@@ -134,7 +135,6 @@
           <w:sz w:val="24"/>
           <w:szCs w:val="24"/>
         </w:rPr>
-        <w:t>{{Консултант_Фирма}}, {{Консултант_Управител}} — Управител</w:t>
       </w:r>
     </w:p>
     <w:p>

--- a/templates/Akt_9_Beton_Dnevnik_Template.docx
+++ b/templates/Akt_9_Beton_Dnevnik_Template.docx
@@ -4,17 +4,12 @@
   <w:body>
     <w:p>
       <w:pPr>
-        <w:spacing w:before="200" w:after="160"/>
-        <w:jc w:val="center"/>
+        <w:pStyle w:val="DocumentTitle"/>
       </w:pPr>
       <w:r>
         <w:rPr>
-          <w:rFonts w:ascii="Garamond" w:eastAsia="Garamond" w:hAnsi="Garamond" w:cs="Garamond"/>
           <w:b/>
           <w:bCs/>
-          <w:color w:val="2D3561"/>
-          <w:sz w:val="28"/>
-          <w:szCs w:val="28"/>
         </w:rPr>
         <w:t>БЕТОНОВ ДНЕВНИК</w:t>
       </w:r>
@@ -27,188 +22,358 @@
         <w:spacing w:before="120" w:after="120"/>
       </w:pPr>
     </w:p>
-    <w:p>
-      <w:pPr>
-        <w:spacing w:before="40" w:after="40"/>
-      </w:pPr>
-      <w:r>
-        <w:rPr>
-          <w:rFonts w:ascii="Garamond" w:eastAsia="Garamond" w:hAnsi="Garamond" w:cs="Garamond"/>
-          <w:b/>
-          <w:bCs/>
-          <w:color w:val="2D3561"/>
-          <w:sz w:val="24"/>
-          <w:szCs w:val="24"/>
-        </w:rPr>
-        <w:t>Строеж:</w:t>
-      </w:r>
-      <w:r>
-        <w:rPr>
-          <w:rFonts w:ascii="Garamond" w:eastAsia="Garamond" w:hAnsi="Garamond" w:cs="Garamond"/>
-          <w:b/>
-          <w:bCs/>
-          <w:color w:val="2D3561"/>
-          <w:sz w:val="24"/>
-          <w:szCs w:val="24"/>
-        </w:rPr>
-        <w:tab/>
-      </w:r>
-      <w:r>
-        <w:rPr>
-          <w:rFonts w:ascii="Garamond" w:eastAsia="Garamond" w:hAnsi="Garamond" w:cs="Garamond"/>
-          <w:color w:val="6B7280"/>
-          <w:sz w:val="24"/>
-          <w:szCs w:val="24"/>
-        </w:rPr>
-        <w:t>{{Строеж}}</w:t>
-      </w:r>
-      <w:bookmarkStart w:id="0" w:name="_GoBack"/>
-      <w:bookmarkEnd w:id="0"/>
-    </w:p>
-    <w:p>
-      <w:pPr>
-        <w:spacing w:before="40" w:after="40"/>
-      </w:pPr>
-      <w:r>
-        <w:rPr>
-          <w:rFonts w:ascii="Garamond" w:eastAsia="Garamond" w:hAnsi="Garamond" w:cs="Garamond"/>
-          <w:b/>
-          <w:bCs/>
-          <w:color w:val="2D3561"/>
-          <w:sz w:val="24"/>
-          <w:szCs w:val="24"/>
-        </w:rPr>
-        <w:t>Местонахождение:</w:t>
-      </w:r>
-      <w:r>
-        <w:rPr>
-          <w:rFonts w:ascii="Garamond" w:eastAsia="Garamond" w:hAnsi="Garamond" w:cs="Garamond"/>
-          <w:b/>
-          <w:bCs/>
-          <w:color w:val="2D3561"/>
-          <w:sz w:val="24"/>
-          <w:szCs w:val="24"/>
-        </w:rPr>
-        <w:tab/>
-      </w:r>
-      <w:r>
-        <w:rPr>
-          <w:rFonts w:ascii="Garamond" w:eastAsia="Garamond" w:hAnsi="Garamond" w:cs="Garamond"/>
-          <w:color w:val="6B7280"/>
-          <w:sz w:val="24"/>
-          <w:szCs w:val="24"/>
-        </w:rPr>
-        <w:t>{{Адрес}}</w:t>
-      </w:r>
-    </w:p>
-    <w:p>
-      <w:pPr>
-        <w:spacing w:before="40" w:after="40"/>
-      </w:pPr>
-      <w:r>
-        <w:rPr>
-          <w:rFonts w:ascii="Garamond" w:eastAsia="Garamond" w:hAnsi="Garamond" w:cs="Garamond"/>
-          <w:b/>
-          <w:bCs/>
-          <w:color w:val="2D3561"/>
-          <w:sz w:val="24"/>
-          <w:szCs w:val="24"/>
-        </w:rPr>
-        <w:t>Консултант (строителен надзор):</w:t>
-        <w:tab/>
-        <w:t>{{Консултант_Фирма}}, {{Консултант_Управител}} — Управител</w:t>
-      </w:r>
-      <w:r>
-        <w:rPr>
-          <w:rFonts w:ascii="Garamond" w:eastAsia="Garamond" w:hAnsi="Garamond" w:cs="Garamond"/>
-          <w:b/>
-          <w:bCs/>
-          <w:color w:val="2D3561"/>
-          <w:sz w:val="24"/>
-          <w:szCs w:val="24"/>
-        </w:rPr>
-      </w:r>
-      <w:r>
-        <w:rPr>
-          <w:rFonts w:ascii="Garamond" w:eastAsia="Garamond" w:hAnsi="Garamond" w:cs="Garamond"/>
-          <w:color w:val="6B7280"/>
-          <w:sz w:val="24"/>
-          <w:szCs w:val="24"/>
-        </w:rPr>
-      </w:r>
-    </w:p>
-    <w:p>
-      <w:pPr>
-        <w:spacing w:before="40" w:after="40"/>
-      </w:pPr>
-      <w:r>
-        <w:rPr>
-          <w:rFonts w:ascii="Garamond" w:eastAsia="Garamond" w:hAnsi="Garamond" w:cs="Garamond"/>
-          <w:b/>
-          <w:bCs/>
-          <w:color w:val="2D3561"/>
-          <w:sz w:val="24"/>
-          <w:szCs w:val="24"/>
-        </w:rPr>
-        <w:t>Строител:</w:t>
-      </w:r>
-      <w:r>
-        <w:rPr>
-          <w:rFonts w:ascii="Garamond" w:eastAsia="Garamond" w:hAnsi="Garamond" w:cs="Garamond"/>
-          <w:b/>
-          <w:bCs/>
-          <w:color w:val="2D3561"/>
-          <w:sz w:val="24"/>
-          <w:szCs w:val="24"/>
-        </w:rPr>
-        <w:tab/>
-      </w:r>
-      <w:r>
-        <w:rPr>
-          <w:rFonts w:ascii="Garamond" w:eastAsia="Garamond" w:hAnsi="Garamond" w:cs="Garamond"/>
-          <w:color w:val="6B7280"/>
-          <w:sz w:val="24"/>
-          <w:szCs w:val="24"/>
-        </w:rPr>
-        <w:t>{{Строител_Фирма}}, представлявано от {{Строител_Управител}}</w:t>
-      </w:r>
-    </w:p>
-    <w:p>
-      <w:pPr>
-        <w:spacing w:before="40" w:after="40"/>
-      </w:pPr>
-      <w:r>
-        <w:rPr>
-          <w:rFonts w:ascii="Garamond" w:eastAsia="Garamond" w:hAnsi="Garamond" w:cs="Garamond"/>
-          <w:b/>
-          <w:bCs/>
-          <w:color w:val="2D3561"/>
-          <w:sz w:val="24"/>
-          <w:szCs w:val="24"/>
-        </w:rPr>
-        <w:t>Техн. ръководител:</w:t>
-      </w:r>
-      <w:r>
-        <w:rPr>
-          <w:rFonts w:ascii="Garamond" w:eastAsia="Garamond" w:hAnsi="Garamond" w:cs="Garamond"/>
-          <w:b/>
-          <w:bCs/>
-          <w:color w:val="2D3561"/>
-          <w:sz w:val="24"/>
-          <w:szCs w:val="24"/>
-        </w:rPr>
-        <w:tab/>
-      </w:r>
-      <w:r>
-        <w:rPr>
-          <w:rFonts w:ascii="Garamond" w:eastAsia="Garamond" w:hAnsi="Garamond" w:cs="Garamond"/>
-          <w:color w:val="6B7280"/>
-          <w:sz w:val="24"/>
-          <w:szCs w:val="24"/>
-        </w:rPr>
-        <w:t>{{Строител_ТехРък}}</w:t>
-      </w:r>
-    </w:p>
+    <w:tbl>
+      <w:tblPr>
+        <w:tblW w:w="0" w:type="auto"/>
+        <w:jc w:val="center"/>
+        <w:tblLayout w:type="fixed"/>
+        <w:tblLook w:val="04A0" w:firstRow="1" w:lastRow="0" w:firstColumn="1" w:lastColumn="0" w:noHBand="0" w:noVBand="1"/>
+      </w:tblPr>
+      <w:tblGrid>
+        <w:gridCol w:w="2438"/>
+        <w:gridCol w:w="7427"/>
+      </w:tblGrid>
+      <w:tr>
+        <w:trPr>
+          <w:cantSplit/>
+          <w:jc w:val="center"/>
+        </w:trPr>
+        <w:tc>
+          <w:tcPr>
+            <w:tcW w:w="2438" w:type="dxa"/>
+            <w:tcBorders>
+              <w:top w:val="nil"/>
+              <w:left w:val="nil"/>
+              <w:bottom w:val="nil"/>
+              <w:right w:val="nil"/>
+            </w:tcBorders>
+            <w:tcMar>
+              <w:top w:w="35" w:type="dxa"/>
+              <w:left w:w="40" w:type="dxa"/>
+              <w:bottom w:w="35" w:type="dxa"/>
+              <w:right w:w="60" w:type="dxa"/>
+            </w:tcMar>
+          </w:tcPr>
+          <w:p>
+            <w:pPr>
+              <w:pStyle w:val="FieldLabel"/>
+              <w:keepLines/>
+            </w:pPr>
+            <w:proofErr w:type="spellStart"/>
+            <w:r>
+              <w:t>Строеж:</w:t>
+            </w:r>
+            <w:proofErr w:type="spellEnd"/>
+            <w:r/>
+          </w:p>
+        </w:tc>
+        <w:tc>
+          <w:tcPr>
+            <w:tcW w:w="7427" w:type="dxa"/>
+            <w:tcBorders>
+              <w:top w:val="nil"/>
+              <w:left w:val="nil"/>
+              <w:bottom w:val="nil"/>
+              <w:right w:val="nil"/>
+            </w:tcBorders>
+            <w:tcMar>
+              <w:top w:w="35" w:type="dxa"/>
+              <w:left w:w="40" w:type="dxa"/>
+              <w:bottom w:w="35" w:type="dxa"/>
+              <w:right w:w="60" w:type="dxa"/>
+            </w:tcMar>
+          </w:tcPr>
+          <w:p>
+            <w:pPr>
+              <w:pStyle w:val="FieldValue"/>
+              <w:keepLines/>
+              <w:pBdr>
+                <w:bottom w:val="single" w:sz="5" w:space="1" w:color="BCBCBC"/>
+              </w:pBdr>
+            </w:pPr>
+            <w:r>
+              <w:rPr/>
+              <w:t>{{Строеж}}</w:t>
+            </w:r>
+          </w:p>
+        </w:tc>
+      </w:tr>
+      <w:tr>
+        <w:trPr>
+          <w:cantSplit/>
+          <w:jc w:val="center"/>
+        </w:trPr>
+        <w:tc>
+          <w:tcPr>
+            <w:tcW w:w="2438" w:type="dxa"/>
+            <w:tcBorders>
+              <w:top w:val="nil"/>
+              <w:left w:val="nil"/>
+              <w:bottom w:val="nil"/>
+              <w:right w:val="nil"/>
+            </w:tcBorders>
+            <w:tcMar>
+              <w:top w:w="35" w:type="dxa"/>
+              <w:left w:w="40" w:type="dxa"/>
+              <w:bottom w:w="35" w:type="dxa"/>
+              <w:right w:w="60" w:type="dxa"/>
+            </w:tcMar>
+          </w:tcPr>
+          <w:p>
+            <w:pPr>
+              <w:pStyle w:val="FieldLabel"/>
+              <w:keepLines/>
+            </w:pPr>
+            <w:proofErr w:type="spellStart"/>
+            <w:r>
+              <w:t>Местонахождение:</w:t>
+            </w:r>
+            <w:proofErr w:type="spellEnd"/>
+            <w:r/>
+          </w:p>
+        </w:tc>
+        <w:tc>
+          <w:tcPr>
+            <w:tcW w:w="7427" w:type="dxa"/>
+            <w:tcBorders>
+              <w:top w:val="nil"/>
+              <w:left w:val="nil"/>
+              <w:bottom w:val="nil"/>
+              <w:right w:val="nil"/>
+            </w:tcBorders>
+            <w:tcMar>
+              <w:top w:w="35" w:type="dxa"/>
+              <w:left w:w="40" w:type="dxa"/>
+              <w:bottom w:w="35" w:type="dxa"/>
+              <w:right w:w="60" w:type="dxa"/>
+            </w:tcMar>
+          </w:tcPr>
+          <w:p>
+            <w:pPr>
+              <w:pStyle w:val="FieldValue"/>
+              <w:keepLines/>
+              <w:pBdr>
+                <w:bottom w:val="single" w:sz="5" w:space="1" w:color="BCBCBC"/>
+              </w:pBdr>
+            </w:pPr>
+            <w:r>
+              <w:rPr/>
+              <w:t>{{Адрес}}</w:t>
+            </w:r>
+          </w:p>
+        </w:tc>
+      </w:tr>
+      <w:tr>
+        <w:trPr>
+          <w:cantSplit/>
+          <w:jc w:val="center"/>
+        </w:trPr>
+        <w:tc>
+          <w:tcPr>
+            <w:tcW w:w="2438" w:type="dxa"/>
+            <w:tcBorders>
+              <w:top w:val="nil"/>
+              <w:left w:val="nil"/>
+              <w:bottom w:val="nil"/>
+              <w:right w:val="nil"/>
+            </w:tcBorders>
+            <w:tcMar>
+              <w:top w:w="35" w:type="dxa"/>
+              <w:left w:w="40" w:type="dxa"/>
+              <w:bottom w:w="35" w:type="dxa"/>
+              <w:right w:w="60" w:type="dxa"/>
+            </w:tcMar>
+          </w:tcPr>
+          <w:p>
+            <w:pPr>
+              <w:pStyle w:val="FieldLabel"/>
+              <w:keepLines/>
+            </w:pPr>
+            <w:proofErr w:type="spellStart"/>
+            <w:r>
+              <w:t>Консултант (строителен надзор):</w:t>
+            </w:r>
+            <w:proofErr w:type="spellEnd"/>
+            <w:r/>
+          </w:p>
+        </w:tc>
+        <w:tc>
+          <w:tcPr>
+            <w:tcW w:w="7427" w:type="dxa"/>
+            <w:tcBorders>
+              <w:top w:val="nil"/>
+              <w:left w:val="nil"/>
+              <w:bottom w:val="nil"/>
+              <w:right w:val="nil"/>
+            </w:tcBorders>
+            <w:tcMar>
+              <w:top w:w="35" w:type="dxa"/>
+              <w:left w:w="40" w:type="dxa"/>
+              <w:bottom w:w="35" w:type="dxa"/>
+              <w:right w:w="60" w:type="dxa"/>
+            </w:tcMar>
+          </w:tcPr>
+          <w:p>
+            <w:pPr>
+              <w:pStyle w:val="FieldValue"/>
+              <w:keepLines/>
+              <w:pBdr>
+                <w:bottom w:val="single" w:sz="5" w:space="1" w:color="BCBCBC"/>
+              </w:pBdr>
+            </w:pPr>
+            <w:r>
+              <w:rPr/>
+              <w:t>{{Консултант_Фирма}}, {{Консултант_Управител}} — Управител</w:t>
+            </w:r>
+          </w:p>
+        </w:tc>
+      </w:tr>
+      <w:tr>
+        <w:trPr>
+          <w:cantSplit/>
+          <w:jc w:val="center"/>
+        </w:trPr>
+        <w:tc>
+          <w:tcPr>
+            <w:tcW w:w="2438" w:type="dxa"/>
+            <w:tcBorders>
+              <w:top w:val="nil"/>
+              <w:left w:val="nil"/>
+              <w:bottom w:val="nil"/>
+              <w:right w:val="nil"/>
+            </w:tcBorders>
+            <w:tcMar>
+              <w:top w:w="35" w:type="dxa"/>
+              <w:left w:w="40" w:type="dxa"/>
+              <w:bottom w:w="35" w:type="dxa"/>
+              <w:right w:w="60" w:type="dxa"/>
+            </w:tcMar>
+          </w:tcPr>
+          <w:p>
+            <w:pPr>
+              <w:pStyle w:val="FieldLabel"/>
+              <w:keepLines/>
+            </w:pPr>
+            <w:proofErr w:type="spellStart"/>
+            <w:r>
+              <w:t>Строител:</w:t>
+            </w:r>
+            <w:bookmarkStart w:id="0" w:name="_GoBack"/>
+            <w:bookmarkEnd w:id="0"/>
+            <w:r/>
+            <w:proofErr w:type="spellEnd"/>
+            <w:r/>
+            <w:proofErr w:type="spellStart"/>
+            <w:r/>
+            <w:proofErr w:type="spellEnd"/>
+            <w:r/>
+            <w:proofErr w:type="spellStart"/>
+            <w:r/>
+            <w:proofErr w:type="spellEnd"/>
+            <w:r/>
+          </w:p>
+        </w:tc>
+        <w:tc>
+          <w:tcPr>
+            <w:tcW w:w="7427" w:type="dxa"/>
+            <w:tcBorders>
+              <w:top w:val="nil"/>
+              <w:left w:val="nil"/>
+              <w:bottom w:val="nil"/>
+              <w:right w:val="nil"/>
+            </w:tcBorders>
+            <w:tcMar>
+              <w:top w:w="35" w:type="dxa"/>
+              <w:left w:w="40" w:type="dxa"/>
+              <w:bottom w:w="35" w:type="dxa"/>
+              <w:right w:w="60" w:type="dxa"/>
+            </w:tcMar>
+          </w:tcPr>
+          <w:p>
+            <w:pPr>
+              <w:pStyle w:val="FieldValue"/>
+              <w:keepLines/>
+              <w:pBdr>
+                <w:bottom w:val="single" w:sz="5" w:space="1" w:color="BCBCBC"/>
+              </w:pBdr>
+            </w:pPr>
+            <w:r>
+              <w:rPr/>
+              <w:t>{{Строител_Фирма}}, представлявано от {{Строител_Управител}}</w:t>
+            </w:r>
+          </w:p>
+        </w:tc>
+      </w:tr>
+      <w:tr>
+        <w:trPr>
+          <w:cantSplit/>
+          <w:jc w:val="center"/>
+        </w:trPr>
+        <w:tc>
+          <w:tcPr>
+            <w:tcW w:w="2438" w:type="dxa"/>
+            <w:tcBorders>
+              <w:top w:val="nil"/>
+              <w:left w:val="nil"/>
+              <w:bottom w:val="nil"/>
+              <w:right w:val="nil"/>
+            </w:tcBorders>
+            <w:tcMar>
+              <w:top w:w="35" w:type="dxa"/>
+              <w:left w:w="40" w:type="dxa"/>
+              <w:bottom w:w="35" w:type="dxa"/>
+              <w:right w:w="60" w:type="dxa"/>
+            </w:tcMar>
+          </w:tcPr>
+          <w:p>
+            <w:pPr>
+              <w:pStyle w:val="FieldLabel"/>
+              <w:keepLines/>
+            </w:pPr>
+            <w:proofErr w:type="spellStart"/>
+            <w:r>
+              <w:t>Техн. ръководител:</w:t>
+            </w:r>
+            <w:proofErr w:type="spellEnd"/>
+            <w:r/>
+            <w:proofErr w:type="spellStart"/>
+            <w:r/>
+            <w:proofErr w:type="spellEnd"/>
+            <w:r/>
+          </w:p>
+        </w:tc>
+        <w:tc>
+          <w:tcPr>
+            <w:tcW w:w="7427" w:type="dxa"/>
+            <w:tcBorders>
+              <w:top w:val="nil"/>
+              <w:left w:val="nil"/>
+              <w:bottom w:val="nil"/>
+              <w:right w:val="nil"/>
+            </w:tcBorders>
+            <w:tcMar>
+              <w:top w:w="35" w:type="dxa"/>
+              <w:left w:w="40" w:type="dxa"/>
+              <w:bottom w:w="35" w:type="dxa"/>
+              <w:right w:w="60" w:type="dxa"/>
+            </w:tcMar>
+          </w:tcPr>
+          <w:p>
+            <w:pPr>
+              <w:pStyle w:val="FieldValue"/>
+              <w:keepLines/>
+              <w:pBdr>
+                <w:bottom w:val="single" w:sz="5" w:space="1" w:color="BCBCBC"/>
+              </w:pBdr>
+            </w:pPr>
+            <w:r>
+              <w:rPr/>
+              <w:t>{{Строител_ТехРък}}</w:t>
+            </w:r>
+          </w:p>
+        </w:tc>
+      </w:tr>
+    </w:tbl>
     <w:p>
       <w:pPr>
         <w:pBdr>
@@ -219,298 +384,169 @@
     </w:p>
     <w:p>
       <w:pPr>
-        <w:spacing w:before="60" w:after="60"/>
-        <w:jc w:val="both"/>
-      </w:pPr>
-      <w:r>
-        <w:rPr>
-          <w:rFonts w:ascii="Garamond" w:eastAsia="Garamond" w:hAnsi="Garamond" w:cs="Garamond"/>
-          <w:color w:val="1F2937"/>
-          <w:sz w:val="24"/>
-          <w:szCs w:val="24"/>
-        </w:rPr>
+        <w:pStyle w:val="LegalBody"/>
+      </w:pPr>
+      <w:r>
+        <w:rPr/>
         <w:t>Дневникът се води от техническия ръководител на строежа за всяка партида бетон:</w:t>
       </w:r>
     </w:p>
     <w:p/>
     <w:p>
       <w:pPr>
-        <w:spacing w:before="60" w:after="60"/>
-        <w:jc w:val="both"/>
-      </w:pPr>
-      <w:r>
-        <w:rPr>
-          <w:rFonts w:ascii="Garamond" w:eastAsia="Garamond" w:hAnsi="Garamond" w:cs="Garamond"/>
-          <w:color w:val="1F2937"/>
-          <w:sz w:val="24"/>
-          <w:szCs w:val="24"/>
-        </w:rPr>
+        <w:pStyle w:val="FieldHint"/>
+      </w:pPr>
+      <w:r>
+        <w:rPr/>
         <w:t>№ 1</w:t>
       </w:r>
     </w:p>
     <w:p>
       <w:pPr>
-        <w:spacing w:before="60" w:after="60"/>
-        <w:jc w:val="both"/>
-      </w:pPr>
-      <w:r>
-        <w:rPr>
-          <w:rFonts w:ascii="Garamond" w:eastAsia="Garamond" w:hAnsi="Garamond" w:cs="Garamond"/>
-          <w:color w:val="1F2937"/>
-          <w:sz w:val="24"/>
-          <w:szCs w:val="24"/>
-        </w:rPr>
-        <w:t>Дата на бетониране: _______________</w:t>
-      </w:r>
-    </w:p>
-    <w:p>
-      <w:pPr>
-        <w:spacing w:before="60" w:after="60"/>
-      </w:pPr>
-      <w:r>
-        <w:rPr>
-          <w:rFonts w:ascii="Garamond" w:eastAsia="Garamond" w:hAnsi="Garamond" w:cs="Garamond"/>
-          <w:color w:val="2D3561"/>
-          <w:sz w:val="24"/>
-          <w:szCs w:val="24"/>
-        </w:rPr>
+        <w:pStyle w:val="LegalBody"/>
+      </w:pPr>
+      <w:r>
+        <w:rPr/>
+        <w:t>Дата на бетониране: ...............</w:t>
+      </w:r>
+    </w:p>
+    <w:p>
+      <w:pPr>
+        <w:pStyle w:val="LegalBody"/>
+      </w:pPr>
+      <w:r>
+        <w:rPr/>
         <w:t xml:space="preserve">Конструктивен елемент: </w:t>
       </w:r>
       <w:r>
-        <w:rPr>
-          <w:rFonts w:ascii="Garamond" w:eastAsia="Garamond" w:hAnsi="Garamond" w:cs="Garamond"/>
-          <w:color w:val="9CA3AF"/>
-          <w:sz w:val="24"/>
-          <w:szCs w:val="24"/>
-        </w:rPr>
+        <w:rPr/>
         <w:t>........................................................................</w:t>
       </w:r>
       <w:r>
-        <w:rPr>
-          <w:rFonts w:ascii="Garamond" w:eastAsia="Garamond" w:hAnsi="Garamond" w:cs="Garamond"/>
-          <w:color w:val="9CA3AF"/>
-          <w:sz w:val="24"/>
-          <w:szCs w:val="24"/>
-        </w:rPr>
+        <w:rPr/>
         <w:t>........................</w:t>
       </w:r>
     </w:p>
     <w:p>
       <w:pPr>
-        <w:spacing w:before="60" w:after="60"/>
-      </w:pPr>
-      <w:r>
-        <w:rPr>
-          <w:rFonts w:ascii="Garamond" w:eastAsia="Garamond" w:hAnsi="Garamond" w:cs="Garamond"/>
-          <w:color w:val="2D3561"/>
-          <w:sz w:val="24"/>
-          <w:szCs w:val="24"/>
-        </w:rPr>
+        <w:pStyle w:val="LegalBody"/>
+      </w:pPr>
+      <w:r>
+        <w:rPr/>
         <w:t xml:space="preserve">Клас бетон: </w:t>
       </w:r>
       <w:r>
-        <w:rPr>
-          <w:rFonts w:ascii="Garamond" w:eastAsia="Garamond" w:hAnsi="Garamond" w:cs="Garamond"/>
-          <w:color w:val="9CA3AF"/>
-          <w:sz w:val="24"/>
-          <w:szCs w:val="24"/>
-        </w:rPr>
+        <w:rPr/>
         <w:t>................................................................................................</w:t>
       </w:r>
     </w:p>
     <w:p>
       <w:pPr>
-        <w:spacing w:before="60" w:after="60"/>
-      </w:pPr>
-      <w:r>
-        <w:rPr>
-          <w:rFonts w:ascii="Garamond" w:eastAsia="Garamond" w:hAnsi="Garamond" w:cs="Garamond"/>
-          <w:color w:val="2D3561"/>
-          <w:sz w:val="24"/>
-          <w:szCs w:val="24"/>
-        </w:rPr>
+        <w:pStyle w:val="LegalBody"/>
+      </w:pPr>
+      <w:r>
+        <w:rPr/>
         <w:t xml:space="preserve">Количество бетон (м³): </w:t>
       </w:r>
       <w:r>
-        <w:rPr>
-          <w:rFonts w:ascii="Garamond" w:eastAsia="Garamond" w:hAnsi="Garamond" w:cs="Garamond"/>
-          <w:color w:val="9CA3AF"/>
-          <w:sz w:val="24"/>
-          <w:szCs w:val="24"/>
-        </w:rPr>
+        <w:rPr/>
         <w:t>................................................................................................</w:t>
       </w:r>
     </w:p>
     <w:p>
       <w:pPr>
-        <w:spacing w:before="60" w:after="60"/>
-      </w:pPr>
-      <w:r>
-        <w:rPr>
-          <w:rFonts w:ascii="Garamond" w:eastAsia="Garamond" w:hAnsi="Garamond" w:cs="Garamond"/>
-          <w:color w:val="2D3561"/>
-          <w:sz w:val="24"/>
-          <w:szCs w:val="24"/>
-        </w:rPr>
+        <w:pStyle w:val="LegalBody"/>
+      </w:pPr>
+      <w:r>
+        <w:rPr/>
         <w:t>Бе</w:t>
       </w:r>
       <w:r>
-        <w:rPr>
-          <w:rFonts w:ascii="Garamond" w:eastAsia="Garamond" w:hAnsi="Garamond" w:cs="Garamond"/>
-          <w:color w:val="2D3561"/>
-          <w:sz w:val="24"/>
-          <w:szCs w:val="24"/>
-        </w:rPr>
+        <w:rPr/>
         <w:t xml:space="preserve">тоноцентрала / доставчик: </w:t>
       </w:r>
       <w:r>
-        <w:rPr>
-          <w:rFonts w:ascii="Garamond" w:eastAsia="Garamond" w:hAnsi="Garamond" w:cs="Garamond"/>
-          <w:color w:val="9CA3AF"/>
-          <w:sz w:val="24"/>
-          <w:szCs w:val="24"/>
-        </w:rPr>
+        <w:rPr/>
         <w:t>................................................................................................</w:t>
       </w:r>
     </w:p>
     <w:p>
       <w:pPr>
-        <w:spacing w:before="60" w:after="60"/>
-      </w:pPr>
-      <w:r>
-        <w:rPr>
-          <w:rFonts w:ascii="Garamond" w:eastAsia="Garamond" w:hAnsi="Garamond" w:cs="Garamond"/>
-          <w:color w:val="2D3561"/>
-          <w:sz w:val="24"/>
-          <w:szCs w:val="24"/>
-        </w:rPr>
+        <w:pStyle w:val="LegalBody"/>
+      </w:pPr>
+      <w:r>
+        <w:rPr/>
         <w:t xml:space="preserve">Декларация за съответствие №: </w:t>
       </w:r>
       <w:r>
-        <w:rPr>
-          <w:rFonts w:ascii="Garamond" w:eastAsia="Garamond" w:hAnsi="Garamond" w:cs="Garamond"/>
-          <w:color w:val="9CA3AF"/>
-          <w:sz w:val="24"/>
-          <w:szCs w:val="24"/>
-        </w:rPr>
+        <w:rPr/>
         <w:t>................................................................................................</w:t>
       </w:r>
     </w:p>
     <w:p>
       <w:pPr>
-        <w:spacing w:before="60" w:after="60"/>
-      </w:pPr>
-      <w:r>
-        <w:rPr>
-          <w:rFonts w:ascii="Garamond" w:eastAsia="Garamond" w:hAnsi="Garamond" w:cs="Garamond"/>
-          <w:color w:val="2D3561"/>
-          <w:sz w:val="24"/>
-          <w:szCs w:val="24"/>
-        </w:rPr>
+        <w:pStyle w:val="LegalBody"/>
+      </w:pPr>
+      <w:r>
+        <w:rPr/>
         <w:t>Темпер</w:t>
       </w:r>
       <w:r>
-        <w:rPr>
-          <w:rFonts w:ascii="Garamond" w:eastAsia="Garamond" w:hAnsi="Garamond" w:cs="Garamond"/>
-          <w:color w:val="2D3561"/>
-          <w:sz w:val="24"/>
-          <w:szCs w:val="24"/>
-        </w:rPr>
+        <w:rPr/>
         <w:t xml:space="preserve">атура на въздуха (°C): </w:t>
       </w:r>
       <w:r>
-        <w:rPr>
-          <w:rFonts w:ascii="Garamond" w:eastAsia="Garamond" w:hAnsi="Garamond" w:cs="Garamond"/>
-          <w:color w:val="9CA3AF"/>
-          <w:sz w:val="24"/>
-          <w:szCs w:val="24"/>
-        </w:rPr>
+        <w:rPr/>
         <w:t>................................................................................................</w:t>
       </w:r>
     </w:p>
     <w:p>
       <w:pPr>
-        <w:spacing w:before="60" w:after="60"/>
-      </w:pPr>
-      <w:r>
-        <w:rPr>
-          <w:rFonts w:ascii="Garamond" w:eastAsia="Garamond" w:hAnsi="Garamond" w:cs="Garamond"/>
-          <w:color w:val="2D3561"/>
-          <w:sz w:val="24"/>
-          <w:szCs w:val="24"/>
-        </w:rPr>
+        <w:pStyle w:val="LegalBody"/>
+      </w:pPr>
+      <w:r>
+        <w:rPr/>
         <w:t xml:space="preserve">Условия на бетониране: </w:t>
       </w:r>
       <w:r>
-        <w:rPr>
-          <w:rFonts w:ascii="Garamond" w:eastAsia="Garamond" w:hAnsi="Garamond" w:cs="Garamond"/>
-          <w:color w:val="9CA3AF"/>
-          <w:sz w:val="24"/>
-          <w:szCs w:val="24"/>
-        </w:rPr>
+        <w:rPr/>
         <w:t>................................................................................................</w:t>
       </w:r>
     </w:p>
     <w:p>
       <w:pPr>
-        <w:spacing w:before="60" w:after="60"/>
-      </w:pPr>
-      <w:r>
-        <w:rPr>
-          <w:rFonts w:ascii="Garamond" w:eastAsia="Garamond" w:hAnsi="Garamond" w:cs="Garamond"/>
-          <w:color w:val="2D3561"/>
-          <w:sz w:val="24"/>
-          <w:szCs w:val="24"/>
-        </w:rPr>
+        <w:pStyle w:val="LegalBody"/>
+      </w:pPr>
+      <w:r>
+        <w:rPr/>
         <w:t xml:space="preserve">Взети проби (брой): </w:t>
       </w:r>
       <w:r>
-        <w:rPr>
-          <w:rFonts w:ascii="Garamond" w:eastAsia="Garamond" w:hAnsi="Garamond" w:cs="Garamond"/>
-          <w:color w:val="9CA3AF"/>
-          <w:sz w:val="24"/>
-          <w:szCs w:val="24"/>
-        </w:rPr>
+        <w:rPr/>
         <w:t>................................................................................................</w:t>
       </w:r>
     </w:p>
     <w:p>
       <w:pPr>
-        <w:spacing w:before="60" w:after="60"/>
-      </w:pPr>
-      <w:r>
-        <w:rPr>
-          <w:rFonts w:ascii="Garamond" w:eastAsia="Garamond" w:hAnsi="Garamond" w:cs="Garamond"/>
-          <w:color w:val="2D3561"/>
-          <w:sz w:val="24"/>
-          <w:szCs w:val="24"/>
-        </w:rPr>
+        <w:pStyle w:val="LegalBody"/>
+      </w:pPr>
+      <w:r>
+        <w:rPr/>
         <w:t xml:space="preserve">Протокол за якост №: </w:t>
       </w:r>
       <w:r>
-        <w:rPr>
-          <w:rFonts w:ascii="Garamond" w:eastAsia="Garamond" w:hAnsi="Garamond" w:cs="Garamond"/>
-          <w:color w:val="9CA3AF"/>
-          <w:sz w:val="24"/>
-          <w:szCs w:val="24"/>
-        </w:rPr>
+        <w:rPr/>
         <w:t>................................................................................................</w:t>
       </w:r>
     </w:p>
     <w:p/>
     <w:p>
       <w:pPr>
-        <w:spacing w:before="60" w:after="60"/>
-        <w:jc w:val="both"/>
-      </w:pPr>
-      <w:r>
-        <w:rPr>
-          <w:rFonts w:ascii="Garamond" w:eastAsia="Garamond" w:hAnsi="Garamond" w:cs="Garamond"/>
-          <w:color w:val="1F2937"/>
-          <w:sz w:val="24"/>
-          <w:szCs w:val="24"/>
-        </w:rPr>
-        <w:t>Забележки: ______________________________________________</w:t>
+        <w:pStyle w:val="LegalBody"/>
+      </w:pPr>
+      <w:r>
+        <w:rPr/>
+        <w:t>Забележки: ..............................................</w:t>
       </w:r>
     </w:p>
     <w:p>
@@ -523,291 +559,163 @@
     </w:p>
     <w:p>
       <w:pPr>
-        <w:spacing w:before="60" w:after="60"/>
-        <w:jc w:val="both"/>
-      </w:pPr>
-      <w:r>
-        <w:rPr>
-          <w:rFonts w:ascii="Garamond" w:eastAsia="Garamond" w:hAnsi="Garamond" w:cs="Garamond"/>
-          <w:color w:val="1F2937"/>
-          <w:sz w:val="24"/>
-          <w:szCs w:val="24"/>
-        </w:rPr>
+        <w:pStyle w:val="FieldHint"/>
+      </w:pPr>
+      <w:r>
+        <w:rPr/>
         <w:t>№ 2</w:t>
       </w:r>
     </w:p>
     <w:p>
       <w:pPr>
-        <w:spacing w:before="60" w:after="60"/>
-        <w:jc w:val="both"/>
-      </w:pPr>
-      <w:r>
-        <w:rPr>
-          <w:rFonts w:ascii="Garamond" w:eastAsia="Garamond" w:hAnsi="Garamond" w:cs="Garamond"/>
-          <w:color w:val="1F2937"/>
-          <w:sz w:val="24"/>
-          <w:szCs w:val="24"/>
-        </w:rPr>
-        <w:t>Дата на бетониране: _______________</w:t>
-      </w:r>
-    </w:p>
-    <w:p>
-      <w:pPr>
-        <w:spacing w:before="60" w:after="60"/>
-      </w:pPr>
-      <w:r>
-        <w:rPr>
-          <w:rFonts w:ascii="Garamond" w:eastAsia="Garamond" w:hAnsi="Garamond" w:cs="Garamond"/>
-          <w:color w:val="2D3561"/>
-          <w:sz w:val="24"/>
-          <w:szCs w:val="24"/>
-        </w:rPr>
+        <w:pStyle w:val="LegalBody"/>
+      </w:pPr>
+      <w:r>
+        <w:rPr/>
+        <w:t>Дата на бетониране: ...............</w:t>
+      </w:r>
+    </w:p>
+    <w:p>
+      <w:pPr>
+        <w:pStyle w:val="LegalBody"/>
+      </w:pPr>
+      <w:r>
+        <w:rPr/>
         <w:t xml:space="preserve">Конструктивен елемент: </w:t>
       </w:r>
       <w:r>
-        <w:rPr>
-          <w:rFonts w:ascii="Garamond" w:eastAsia="Garamond" w:hAnsi="Garamond" w:cs="Garamond"/>
-          <w:color w:val="9CA3AF"/>
-          <w:sz w:val="24"/>
-          <w:szCs w:val="24"/>
-        </w:rPr>
+        <w:rPr/>
         <w:t>................................................................................................</w:t>
       </w:r>
     </w:p>
     <w:p>
       <w:pPr>
-        <w:spacing w:before="60" w:after="60"/>
-      </w:pPr>
-      <w:r>
-        <w:rPr>
-          <w:rFonts w:ascii="Garamond" w:eastAsia="Garamond" w:hAnsi="Garamond" w:cs="Garamond"/>
-          <w:color w:val="2D3561"/>
-          <w:sz w:val="24"/>
-          <w:szCs w:val="24"/>
-        </w:rPr>
+        <w:pStyle w:val="LegalBody"/>
+      </w:pPr>
+      <w:r>
+        <w:rPr/>
         <w:t xml:space="preserve">Клас бетон: </w:t>
       </w:r>
       <w:r>
-        <w:rPr>
-          <w:rFonts w:ascii="Garamond" w:eastAsia="Garamond" w:hAnsi="Garamond" w:cs="Garamond"/>
-          <w:color w:val="9CA3AF"/>
-          <w:sz w:val="24"/>
-          <w:szCs w:val="24"/>
-        </w:rPr>
+        <w:rPr/>
         <w:t>.........................</w:t>
       </w:r>
       <w:r>
-        <w:rPr>
-          <w:rFonts w:ascii="Garamond" w:eastAsia="Garamond" w:hAnsi="Garamond" w:cs="Garamond"/>
-          <w:color w:val="9CA3AF"/>
-          <w:sz w:val="24"/>
-          <w:szCs w:val="24"/>
-        </w:rPr>
+        <w:rPr/>
         <w:t>.......................................................................</w:t>
       </w:r>
     </w:p>
     <w:p>
       <w:pPr>
-        <w:spacing w:before="60" w:after="60"/>
-      </w:pPr>
-      <w:r>
-        <w:rPr>
-          <w:rFonts w:ascii="Garamond" w:eastAsia="Garamond" w:hAnsi="Garamond" w:cs="Garamond"/>
-          <w:color w:val="2D3561"/>
-          <w:sz w:val="24"/>
-          <w:szCs w:val="24"/>
-        </w:rPr>
+        <w:pStyle w:val="LegalBody"/>
+      </w:pPr>
+      <w:r>
+        <w:rPr/>
         <w:t xml:space="preserve">Количество бетон (м³): </w:t>
       </w:r>
       <w:r>
-        <w:rPr>
-          <w:rFonts w:ascii="Garamond" w:eastAsia="Garamond" w:hAnsi="Garamond" w:cs="Garamond"/>
-          <w:color w:val="9CA3AF"/>
-          <w:sz w:val="24"/>
-          <w:szCs w:val="24"/>
-        </w:rPr>
+        <w:rPr/>
         <w:t>................................................................................................</w:t>
       </w:r>
     </w:p>
     <w:p>
       <w:pPr>
-        <w:spacing w:before="60" w:after="60"/>
-      </w:pPr>
-      <w:r>
-        <w:rPr>
-          <w:rFonts w:ascii="Garamond" w:eastAsia="Garamond" w:hAnsi="Garamond" w:cs="Garamond"/>
-          <w:color w:val="2D3561"/>
-          <w:sz w:val="24"/>
-          <w:szCs w:val="24"/>
-        </w:rPr>
+        <w:pStyle w:val="LegalBody"/>
+      </w:pPr>
+      <w:r>
+        <w:rPr/>
         <w:t xml:space="preserve">Бетоноцентрала / доставчик: </w:t>
       </w:r>
       <w:r>
-        <w:rPr>
-          <w:rFonts w:ascii="Garamond" w:eastAsia="Garamond" w:hAnsi="Garamond" w:cs="Garamond"/>
-          <w:color w:val="9CA3AF"/>
-          <w:sz w:val="24"/>
-          <w:szCs w:val="24"/>
-        </w:rPr>
+        <w:rPr/>
         <w:t>....................................</w:t>
       </w:r>
       <w:r>
-        <w:rPr>
-          <w:rFonts w:ascii="Garamond" w:eastAsia="Garamond" w:hAnsi="Garamond" w:cs="Garamond"/>
-          <w:color w:val="9CA3AF"/>
-          <w:sz w:val="24"/>
-          <w:szCs w:val="24"/>
-        </w:rPr>
+        <w:rPr/>
         <w:t>............................................................</w:t>
       </w:r>
     </w:p>
     <w:p>
       <w:pPr>
-        <w:spacing w:before="60" w:after="60"/>
-      </w:pPr>
-      <w:r>
-        <w:rPr>
-          <w:rFonts w:ascii="Garamond" w:eastAsia="Garamond" w:hAnsi="Garamond" w:cs="Garamond"/>
-          <w:color w:val="2D3561"/>
-          <w:sz w:val="24"/>
-          <w:szCs w:val="24"/>
-        </w:rPr>
+        <w:pStyle w:val="LegalBody"/>
+      </w:pPr>
+      <w:r>
+        <w:rPr/>
         <w:t xml:space="preserve">Декларация за съответствие №: </w:t>
       </w:r>
       <w:r>
-        <w:rPr>
-          <w:rFonts w:ascii="Garamond" w:eastAsia="Garamond" w:hAnsi="Garamond" w:cs="Garamond"/>
-          <w:color w:val="9CA3AF"/>
-          <w:sz w:val="24"/>
-          <w:szCs w:val="24"/>
-        </w:rPr>
+        <w:rPr/>
         <w:t>................................................................................................</w:t>
       </w:r>
     </w:p>
     <w:p>
       <w:pPr>
-        <w:spacing w:before="60" w:after="60"/>
-      </w:pPr>
-      <w:r>
-        <w:rPr>
-          <w:rFonts w:ascii="Garamond" w:eastAsia="Garamond" w:hAnsi="Garamond" w:cs="Garamond"/>
-          <w:color w:val="2D3561"/>
-          <w:sz w:val="24"/>
-          <w:szCs w:val="24"/>
-        </w:rPr>
+        <w:pStyle w:val="LegalBody"/>
+      </w:pPr>
+      <w:r>
+        <w:rPr/>
         <w:t xml:space="preserve">Температура на въздуха (°C): </w:t>
       </w:r>
       <w:r>
-        <w:rPr>
-          <w:rFonts w:ascii="Garamond" w:eastAsia="Garamond" w:hAnsi="Garamond" w:cs="Garamond"/>
-          <w:color w:val="9CA3AF"/>
-          <w:sz w:val="24"/>
-          <w:szCs w:val="24"/>
-        </w:rPr>
+        <w:rPr/>
         <w:t>.......................................</w:t>
       </w:r>
       <w:r>
-        <w:rPr>
-          <w:rFonts w:ascii="Garamond" w:eastAsia="Garamond" w:hAnsi="Garamond" w:cs="Garamond"/>
-          <w:color w:val="9CA3AF"/>
-          <w:sz w:val="24"/>
-          <w:szCs w:val="24"/>
-        </w:rPr>
+        <w:rPr/>
         <w:t>.........................................................</w:t>
       </w:r>
     </w:p>
     <w:p>
       <w:pPr>
-        <w:spacing w:before="60" w:after="60"/>
-      </w:pPr>
-      <w:r>
-        <w:rPr>
-          <w:rFonts w:ascii="Garamond" w:eastAsia="Garamond" w:hAnsi="Garamond" w:cs="Garamond"/>
-          <w:color w:val="2D3561"/>
-          <w:sz w:val="24"/>
-          <w:szCs w:val="24"/>
-        </w:rPr>
+        <w:pStyle w:val="LegalBody"/>
+      </w:pPr>
+      <w:r>
+        <w:rPr/>
         <w:t xml:space="preserve">Условия на бетониране: </w:t>
       </w:r>
       <w:r>
-        <w:rPr>
-          <w:rFonts w:ascii="Garamond" w:eastAsia="Garamond" w:hAnsi="Garamond" w:cs="Garamond"/>
-          <w:color w:val="9CA3AF"/>
-          <w:sz w:val="24"/>
-          <w:szCs w:val="24"/>
-        </w:rPr>
+        <w:rPr/>
         <w:t>................................................................................................</w:t>
       </w:r>
     </w:p>
     <w:p>
       <w:pPr>
-        <w:spacing w:before="60" w:after="60"/>
-      </w:pPr>
-      <w:r>
-        <w:rPr>
-          <w:rFonts w:ascii="Garamond" w:eastAsia="Garamond" w:hAnsi="Garamond" w:cs="Garamond"/>
-          <w:color w:val="2D3561"/>
-          <w:sz w:val="24"/>
-          <w:szCs w:val="24"/>
-        </w:rPr>
+        <w:pStyle w:val="LegalBody"/>
+      </w:pPr>
+      <w:r>
+        <w:rPr/>
         <w:t xml:space="preserve">Взети проби (брой): </w:t>
       </w:r>
       <w:r>
-        <w:rPr>
-          <w:rFonts w:ascii="Garamond" w:eastAsia="Garamond" w:hAnsi="Garamond" w:cs="Garamond"/>
-          <w:color w:val="9CA3AF"/>
-          <w:sz w:val="24"/>
-          <w:szCs w:val="24"/>
-        </w:rPr>
+        <w:rPr/>
         <w:t>..........................................................</w:t>
       </w:r>
       <w:r>
-        <w:rPr>
-          <w:rFonts w:ascii="Garamond" w:eastAsia="Garamond" w:hAnsi="Garamond" w:cs="Garamond"/>
-          <w:color w:val="9CA3AF"/>
-          <w:sz w:val="24"/>
-          <w:szCs w:val="24"/>
-        </w:rPr>
+        <w:rPr/>
         <w:t>......................................</w:t>
       </w:r>
     </w:p>
     <w:p>
       <w:pPr>
-        <w:spacing w:before="60" w:after="60"/>
-      </w:pPr>
-      <w:r>
-        <w:rPr>
-          <w:rFonts w:ascii="Garamond" w:eastAsia="Garamond" w:hAnsi="Garamond" w:cs="Garamond"/>
-          <w:color w:val="2D3561"/>
-          <w:sz w:val="24"/>
-          <w:szCs w:val="24"/>
-        </w:rPr>
+        <w:pStyle w:val="LegalBody"/>
+      </w:pPr>
+      <w:r>
+        <w:rPr/>
         <w:t xml:space="preserve">Протокол за якост №: </w:t>
       </w:r>
       <w:r>
-        <w:rPr>
-          <w:rFonts w:ascii="Garamond" w:eastAsia="Garamond" w:hAnsi="Garamond" w:cs="Garamond"/>
-          <w:color w:val="9CA3AF"/>
-          <w:sz w:val="24"/>
-          <w:szCs w:val="24"/>
-        </w:rPr>
+        <w:rPr/>
         <w:t>................................................................................................</w:t>
       </w:r>
     </w:p>
     <w:p/>
     <w:p>
       <w:pPr>
-        <w:spacing w:before="60" w:after="60"/>
-        <w:jc w:val="both"/>
-      </w:pPr>
-      <w:r>
-        <w:rPr>
-          <w:rFonts w:ascii="Garamond" w:eastAsia="Garamond" w:hAnsi="Garamond" w:cs="Garamond"/>
-          <w:color w:val="1F2937"/>
-          <w:sz w:val="24"/>
-          <w:szCs w:val="24"/>
-        </w:rPr>
-        <w:t>Забележки: ______________________________________________</w:t>
+        <w:pStyle w:val="LegalBody"/>
+      </w:pPr>
+      <w:r>
+        <w:rPr/>
+        <w:t>Забележки: ..............................................</w:t>
       </w:r>
     </w:p>
     <w:p>
@@ -820,77 +728,44 @@
     </w:p>
     <w:p>
       <w:pPr>
-        <w:spacing w:before="120" w:after="60"/>
-      </w:pPr>
+        <w:pStyle w:val="LegalBody"/>
+      </w:pPr>
+      <w:r>
+        <w:rPr/>
+        <w:t xml:space="preserve">Технически ръководител:  </w:t>
+      </w:r>
+      <w:r>
+        <w:rPr/>
+        <w:t>..............</w:t>
+      </w:r>
+      <w:r>
+        <w:rPr/>
+        <w:t xml:space="preserve">................   </w:t>
+      </w:r>
       <w:r>
         <w:rPr>
-          <w:rFonts w:ascii="Garamond" w:eastAsia="Garamond" w:hAnsi="Garamond" w:cs="Garamond"/>
-          <w:color w:val="2D3561"/>
-          <w:sz w:val="24"/>
-          <w:szCs w:val="24"/>
-        </w:rPr>
-        <w:t xml:space="preserve">Технически ръководител:  </w:t>
-      </w:r>
-      <w:r>
-        <w:rPr>
-          <w:rFonts w:ascii="Garamond" w:eastAsia="Garamond" w:hAnsi="Garamond" w:cs="Garamond"/>
-          <w:color w:val="9CA3AF"/>
-          <w:sz w:val="24"/>
-          <w:szCs w:val="24"/>
-        </w:rPr>
-        <w:t>..............</w:t>
-      </w:r>
-      <w:r>
-        <w:rPr>
-          <w:rFonts w:ascii="Garamond" w:eastAsia="Garamond" w:hAnsi="Garamond" w:cs="Garamond"/>
-          <w:color w:val="9CA3AF"/>
-          <w:sz w:val="24"/>
-          <w:szCs w:val="24"/>
-        </w:rPr>
-        <w:t xml:space="preserve">................   </w:t>
-      </w:r>
-      <w:r>
-        <w:rPr>
-          <w:rFonts w:ascii="Garamond" w:eastAsia="Garamond" w:hAnsi="Garamond" w:cs="Garamond"/>
           <w:i/>
           <w:iCs/>
-          <w:color w:val="6B7280"/>
-          <w:sz w:val="24"/>
-          <w:szCs w:val="24"/>
         </w:rPr>
         <w:t>({{ТехРък_1и3}})</w:t>
       </w:r>
     </w:p>
     <w:p>
       <w:pPr>
-        <w:spacing w:before="120" w:after="60"/>
-      </w:pPr>
+        <w:pStyle w:val="LegalBody"/>
+      </w:pPr>
+      <w:r>
+        <w:rPr/>
+        <w:t xml:space="preserve">СН Конструктивна:  </w:t>
+      </w:r>
+      <w:r>
+        <w:rPr/>
+        <w:t xml:space="preserve">..............................   </w:t>
+      </w:r>
       <w:r>
         <w:rPr>
-          <w:rFonts w:ascii="Garamond" w:eastAsia="Garamond" w:hAnsi="Garamond" w:cs="Garamond"/>
-          <w:color w:val="2D3561"/>
-          <w:sz w:val="24"/>
-          <w:szCs w:val="24"/>
-        </w:rPr>
-        <w:t xml:space="preserve">СН Конструктивна:  </w:t>
-      </w:r>
-      <w:r>
-        <w:rPr>
-          <w:rFonts w:ascii="Garamond" w:eastAsia="Garamond" w:hAnsi="Garamond" w:cs="Garamond"/>
-          <w:color w:val="9CA3AF"/>
-          <w:sz w:val="24"/>
-          <w:szCs w:val="24"/>
-        </w:rPr>
-        <w:t xml:space="preserve">..............................   </w:t>
-      </w:r>
-      <w:r>
-        <w:rPr>
-          <w:rFonts w:ascii="Garamond" w:eastAsia="Garamond" w:hAnsi="Garamond" w:cs="Garamond"/>
           <w:i/>
           <w:iCs/>
-          <w:color w:val="6B7280"/>
-          <w:sz w:val="24"/>
-          <w:szCs w:val="24"/>
         </w:rPr>
         <w:t>({{СН_Конструктивна}})</w:t>
       </w:r>
@@ -899,7 +774,7 @@
       <w:headerReference w:type="default" r:id="rId7"/>
       <w:footerReference w:type="default" r:id="rId8"/>
       <w:pgSz w:w="11906" w:h="16838"/>
-      <w:pgMar w:top="1134" w:right="1134" w:bottom="1134" w:left="1701" w:header="708" w:footer="708" w:gutter="0"/>
+      <w:pgMar w:top="850" w:right="707" w:bottom="850" w:left="1020" w:header="708" w:footer="708" w:gutter="0"/>
       <w:cols w:space="708"/>
       <w:docGrid w:linePitch="360"/>
     </w:sectPr>
@@ -927,78 +802,11 @@
 </file>
 
 <file path=word/footer1.xml><?xml version="1.0" encoding="utf-8"?>
-<w:ftr xmlns:wpc="http://schemas.microsoft.com/office/word/2010/wordprocessingCanvas" xmlns:cx="http://schemas.microsoft.com/office/drawing/2014/chartex" xmlns:cx1="http://schemas.microsoft.com/office/drawing/2015/9/8/chartex" xmlns:mc="http://schemas.openxmlformats.org/markup-compatibility/2006" xmlns:o="urn:schemas-microsoft-com:office:office" xmlns:r="http://schemas.openxmlformats.org/officeDocument/2006/relationships" xmlns:m="http://schemas.openxmlformats.org/officeDocument/2006/math" xmlns:v="urn:schemas-microsoft-com:vml" xmlns:wp14="http://schemas.microsoft.com/office/word/2010/wordprocessingDrawing" xmlns:wp="http://schemas.openxmlformats.org/drawingml/2006/wordprocessingDrawing" xmlns:w10="urn:schemas-microsoft-com:office:word" xmlns:w="http://schemas.openxmlformats.org/wordprocessingml/2006/main" xmlns:w14="http://schemas.microsoft.com/office/word/2010/wordml" xmlns:w15="http://schemas.microsoft.com/office/word/2012/wordml" xmlns:w16se="http://schemas.microsoft.com/office/word/2015/wordml/symex" xmlns:wpg="http://schemas.microsoft.com/office/word/2010/wordprocessingGroup" xmlns:wpi="http://schemas.microsoft.com/office/word/2010/wordprocessingInk" xmlns:wne="http://schemas.microsoft.com/office/word/2006/wordml" xmlns:wps="http://schemas.microsoft.com/office/word/2010/wordprocessingShape" mc:Ignorable="w14 w15 w16se wp14">
+<w:ftr xmlns:m="http://schemas.openxmlformats.org/officeDocument/2006/math" xmlns:mc="http://schemas.openxmlformats.org/markup-compatibility/2006" xmlns:mo="http://schemas.microsoft.com/office/mac/office/2008/main" xmlns:mv="urn:schemas-microsoft-com:mac:vml" xmlns:o="urn:schemas-microsoft-com:office:office" xmlns:r="http://schemas.openxmlformats.org/officeDocument/2006/relationships" xmlns:v="urn:schemas-microsoft-com:vml" xmlns:w10="urn:schemas-microsoft-com:office:word" xmlns:w14="http://schemas.microsoft.com/office/word/2010/wordml" xmlns:w="http://schemas.openxmlformats.org/wordprocessingml/2006/main" xmlns:wne="http://schemas.microsoft.com/office/word/2006/wordml" xmlns:wp14="http://schemas.microsoft.com/office/word/2010/wordprocessingDrawing" xmlns:wp="http://schemas.openxmlformats.org/drawingml/2006/wordprocessingDrawing" xmlns:wpc="http://schemas.microsoft.com/office/word/2010/wordprocessingCanvas" xmlns:wpg="http://schemas.microsoft.com/office/word/2010/wordprocessingGroup" xmlns:wpi="http://schemas.microsoft.com/office/word/2010/wordprocessingInk" xmlns:wps="http://schemas.microsoft.com/office/word/2010/wordprocessingShape" mc:Ignorable="w14 wp14">
   <w:p>
     <w:pPr>
-      <w:pBdr>
-        <w:top w:val="single" w:sz="4" w:space="4" w:color="E8647A"/>
-      </w:pBdr>
-      <w:jc w:val="center"/>
+      <w:pStyle w:val="Footer"/>
     </w:pPr>
-    <w:r>
-      <w:rPr>
-        <w:rFonts w:ascii="Garamond" w:eastAsia="Garamond" w:hAnsi="Garamond" w:cs="Garamond"/>
-        <w:color w:val="6B7280"/>
-        <w:sz w:val="18"/>
-        <w:szCs w:val="18"/>
-      </w:rPr>
-      <w:t xml:space="preserve">СиБиТи </w:t>
-    </w:r>
-    <w:r>
-      <w:rPr>
-        <w:rFonts w:ascii="Garamond" w:eastAsia="Garamond" w:hAnsi="Garamond" w:cs="Garamond"/>
-        <w:color w:val="6B7280"/>
-        <w:sz w:val="18"/>
-        <w:szCs w:val="18"/>
-      </w:rPr>
-      <w:t xml:space="preserve">Консулт ООД   |   </w:t>
-    </w:r>
-    <w:r>
-      <w:rPr>
-        <w:rFonts w:ascii="Garamond" w:eastAsia="Garamond" w:hAnsi="Garamond" w:cs="Garamond"/>
-        <w:color w:val="E8647A"/>
-        <w:sz w:val="18"/>
-        <w:szCs w:val="18"/>
-      </w:rPr>
-      <w:fldChar w:fldCharType="begin"/>
-    </w:r>
-    <w:r>
-      <w:rPr>
-        <w:rFonts w:ascii="Garamond" w:eastAsia="Garamond" w:hAnsi="Garamond" w:cs="Garamond"/>
-        <w:color w:val="E8647A"/>
-        <w:sz w:val="18"/>
-        <w:szCs w:val="18"/>
-      </w:rPr>
-      <w:instrText>PAGE</w:instrText>
-    </w:r>
-    <w:r>
-      <w:rPr>
-        <w:rFonts w:ascii="Garamond" w:eastAsia="Garamond" w:hAnsi="Garamond" w:cs="Garamond"/>
-        <w:color w:val="E8647A"/>
-        <w:sz w:val="18"/>
-        <w:szCs w:val="18"/>
-      </w:rPr>
-      <w:fldChar w:fldCharType="separate"/>
-    </w:r>
-    <w:r>
-      <w:rPr>
-        <w:rFonts w:ascii="Garamond" w:eastAsia="Garamond" w:hAnsi="Garamond" w:cs="Garamond"/>
-        <w:noProof/>
-        <w:color w:val="E8647A"/>
-        <w:sz w:val="18"/>
-        <w:szCs w:val="18"/>
-      </w:rPr>
-      <w:t>1</w:t>
-    </w:r>
-    <w:r>
-      <w:rPr>
-        <w:rFonts w:ascii="Garamond" w:eastAsia="Garamond" w:hAnsi="Garamond" w:cs="Garamond"/>
-        <w:color w:val="E8647A"/>
-        <w:sz w:val="18"/>
-        <w:szCs w:val="18"/>
-      </w:rPr>
-      <w:fldChar w:fldCharType="end"/>
-    </w:r>
   </w:p>
 </w:ftr>
 </file>
@@ -1023,22 +831,11 @@
 </file>
 
 <file path=word/header1.xml><?xml version="1.0" encoding="utf-8"?>
-<w:hdr xmlns:wpc="http://schemas.microsoft.com/office/word/2010/wordprocessingCanvas" xmlns:cx="http://schemas.microsoft.com/office/drawing/2014/chartex" xmlns:cx1="http://schemas.microsoft.com/office/drawing/2015/9/8/chartex" xmlns:mc="http://schemas.openxmlformats.org/markup-compatibility/2006" xmlns:o="urn:schemas-microsoft-com:office:office" xmlns:r="http://schemas.openxmlformats.org/officeDocument/2006/relationships" xmlns:m="http://schemas.openxmlformats.org/officeDocument/2006/math" xmlns:v="urn:schemas-microsoft-com:vml" xmlns:wp14="http://schemas.microsoft.com/office/word/2010/wordprocessingDrawing" xmlns:wp="http://schemas.openxmlformats.org/drawingml/2006/wordprocessingDrawing" xmlns:w10="urn:schemas-microsoft-com:office:word" xmlns:w="http://schemas.openxmlformats.org/wordprocessingml/2006/main" xmlns:w14="http://schemas.microsoft.com/office/word/2010/wordml" xmlns:w15="http://schemas.microsoft.com/office/word/2012/wordml" xmlns:w16se="http://schemas.microsoft.com/office/word/2015/wordml/symex" xmlns:wpg="http://schemas.microsoft.com/office/word/2010/wordprocessingGroup" xmlns:wpi="http://schemas.microsoft.com/office/word/2010/wordprocessingInk" xmlns:wne="http://schemas.microsoft.com/office/word/2006/wordml" xmlns:wps="http://schemas.microsoft.com/office/word/2010/wordprocessingShape" mc:Ignorable="w14 w15 w16se wp14">
+<w:hdr xmlns:m="http://schemas.openxmlformats.org/officeDocument/2006/math" xmlns:mc="http://schemas.openxmlformats.org/markup-compatibility/2006" xmlns:mo="http://schemas.microsoft.com/office/mac/office/2008/main" xmlns:mv="urn:schemas-microsoft-com:mac:vml" xmlns:o="urn:schemas-microsoft-com:office:office" xmlns:r="http://schemas.openxmlformats.org/officeDocument/2006/relationships" xmlns:v="urn:schemas-microsoft-com:vml" xmlns:w10="urn:schemas-microsoft-com:office:word" xmlns:w14="http://schemas.microsoft.com/office/word/2010/wordml" xmlns:w="http://schemas.openxmlformats.org/wordprocessingml/2006/main" xmlns:wne="http://schemas.microsoft.com/office/word/2006/wordml" xmlns:wp14="http://schemas.microsoft.com/office/word/2010/wordprocessingDrawing" xmlns:wp="http://schemas.openxmlformats.org/drawingml/2006/wordprocessingDrawing" xmlns:wpc="http://schemas.microsoft.com/office/word/2010/wordprocessingCanvas" xmlns:wpg="http://schemas.microsoft.com/office/word/2010/wordprocessingGroup" xmlns:wpi="http://schemas.microsoft.com/office/word/2010/wordprocessingInk" xmlns:wps="http://schemas.microsoft.com/office/word/2010/wordprocessingShape" mc:Ignorable="w14 wp14">
   <w:p>
     <w:pPr>
-      <w:pBdr>
-        <w:bottom w:val="single" w:sz="6" w:space="4" w:color="E8647A"/>
-      </w:pBdr>
+      <w:pStyle w:val="Header"/>
     </w:pPr>
-    <w:r>
-      <w:rPr>
-        <w:rFonts w:ascii="Garamond" w:eastAsia="Garamond" w:hAnsi="Garamond" w:cs="Garamond"/>
-        <w:b/>
-        <w:bCs/>
-        <w:color w:val="2D3561"/>
-      </w:rPr>
-      <w:t>СиБиТи Консулт ООД</w:t>
-    </w:r>
   </w:p>
 </w:hdr>
 </file>
@@ -1145,11 +942,17 @@
   <w:docDefaults>
     <w:rPrDefault>
       <w:rPr>
-        <w:rFonts w:ascii="Times New Roman" w:eastAsia="Times New Roman" w:hAnsi="Times New Roman" w:cs="Times New Roman"/>
-        <w:lang w:val="bg-BG" w:eastAsia="bg-BG" w:bidi="ar-SA"/>
+        <w:rFonts w:asciiTheme="minorHAnsi" w:eastAsiaTheme="minorEastAsia" w:hAnsiTheme="minorHAnsi" w:cstheme="minorBidi"/>
+        <w:sz w:val="22"/>
+        <w:szCs w:val="22"/>
+        <w:lang w:val="en-US" w:eastAsia="en-US" w:bidi="ar-SA"/>
       </w:rPr>
     </w:rPrDefault>
-    <w:pPrDefault/>
+    <w:pPrDefault>
+      <w:pPr>
+        <w:spacing w:after="200" w:line="276" w:lineRule="auto"/>
+      </w:pPr>
+    </w:pPrDefault>
   </w:docDefaults>
   <w:latentStyles w:defLockedState="0" w:defUIPriority="99" w:defSemiHidden="0" w:defUnhideWhenUsed="0" w:defQFormat="0" w:count="371">
     <w:lsdException w:name="Normal" w:uiPriority="0" w:qFormat="1"/>
@@ -1524,10 +1327,6 @@
     <w:lsdException w:name="List Table 6 Colorful Accent 6" w:uiPriority="51"/>
     <w:lsdException w:name="List Table 7 Colorful Accent 6" w:uiPriority="52"/>
   </w:latentStyles>
-  <w:style w:type="paragraph" w:default="1" w:styleId="Normal">
-    <w:name w:val="Normal"/>
-    <w:qFormat/>
-  </w:style>
   <w:style w:type="paragraph" w:styleId="Heading1">
     <w:name w:val="heading 1"/>
     <w:qFormat/>
@@ -1704,6 +1503,120 @@
     <w:rPr>
       <w:sz w:val="20"/>
       <w:szCs w:val="20"/>
+    </w:rPr>
+  </w:style>
+  <w:style w:type="paragraph" w:default="1" w:styleId="Normal">
+    <w:name w:val="Normal"/>
+    <w:qFormat/>
+    <w:rsid w:val="00FC693F"/>
+    <w:pPr>
+      <w:spacing w:after="60" w:line="300" w:lineRule="auto"/>
+    </w:pPr>
+    <w:rPr>
+      <w:rFonts w:ascii="Georgia" w:hAnsi="Georgia"/>
+      <w:color w:val="1C1C1C"/>
+      <w:sz w:val="20"/>
+    </w:rPr>
+  </w:style>
+  <w:style w:type="paragraph" w:customStyle="1" w:styleId="DocumentMeta">
+    <w:name w:val="Document Meta"/>
+    <w:basedOn w:val="Normal"/>
+    <w:pPr>
+      <w:spacing w:after="40" w:line="240" w:lineRule="auto"/>
+    </w:pPr>
+    <w:rPr>
+      <w:rFonts w:ascii="Arial" w:hAnsi="Arial"/>
+      <w:color w:val="6F6F6F"/>
+      <w:sz w:val="17"/>
+    </w:rPr>
+  </w:style>
+  <w:style w:type="paragraph" w:customStyle="1" w:styleId="DocumentTitle">
+    <w:name w:val="Document Title"/>
+    <w:basedOn w:val="Normal"/>
+    <w:pPr>
+      <w:spacing w:after="80" w:line="240" w:lineRule="auto"/>
+    </w:pPr>
+    <w:rPr>
+      <w:rFonts w:ascii="Arial" w:hAnsi="Arial"/>
+      <w:b/>
+      <w:color w:val="1F3A5F"/>
+      <w:sz w:val="32"/>
+    </w:rPr>
+  </w:style>
+  <w:style w:type="paragraph" w:customStyle="1" w:styleId="DocumentSubtitle">
+    <w:name w:val="Document Subtitle"/>
+    <w:basedOn w:val="Normal"/>
+    <w:pPr>
+      <w:spacing w:after="180" w:line="288" w:lineRule="auto"/>
+    </w:pPr>
+    <w:rPr>
+      <w:rFonts w:ascii="Arial" w:hAnsi="Arial"/>
+      <w:b/>
+      <w:sz w:val="21"/>
+    </w:rPr>
+  </w:style>
+  <w:style w:type="paragraph" w:customStyle="1" w:styleId="LegalBody">
+    <w:name w:val="Legal Body"/>
+    <w:basedOn w:val="Normal"/>
+  </w:style>
+  <w:style w:type="paragraph" w:customStyle="1" w:styleId="FieldHint">
+    <w:name w:val="Field Hint"/>
+    <w:basedOn w:val="Normal"/>
+    <w:pPr>
+      <w:spacing w:after="80" w:line="252" w:lineRule="auto"/>
+    </w:pPr>
+    <w:rPr>
+      <w:rFonts w:ascii="Arial" w:hAnsi="Arial"/>
+      <w:i/>
+      <w:color w:val="6F6F6F"/>
+      <w:sz w:val="16"/>
+    </w:rPr>
+  </w:style>
+  <w:style w:type="paragraph" w:customStyle="1" w:styleId="SectionHeading">
+    <w:name w:val="Section Heading"/>
+    <w:basedOn w:val="Normal"/>
+    <w:pPr>
+      <w:spacing w:after="100" w:line="240" w:lineRule="auto"/>
+    </w:pPr>
+    <w:rPr>
+      <w:rFonts w:ascii="Arial" w:hAnsi="Arial"/>
+      <w:b/>
+      <w:color w:val="1F3A5F"/>
+      <w:sz w:val="21"/>
+    </w:rPr>
+  </w:style>
+  <w:style w:type="paragraph" w:customStyle="1" w:styleId="FieldLabel">
+    <w:name w:val="Field Label"/>
+    <w:basedOn w:val="Normal"/>
+    <w:pPr>
+      <w:spacing w:after="0" w:line="252" w:lineRule="auto"/>
+    </w:pPr>
+    <w:rPr>
+      <w:rFonts w:ascii="Arial" w:hAnsi="Arial"/>
+      <w:b/>
+      <w:sz w:val="18"/>
+    </w:rPr>
+  </w:style>
+  <w:style w:type="paragraph" w:customStyle="1" w:styleId="FieldValue">
+    <w:name w:val="Field Value"/>
+    <w:basedOn w:val="Normal"/>
+    <w:pPr>
+      <w:spacing w:after="0" w:line="276" w:lineRule="auto"/>
+    </w:pPr>
+    <w:rPr>
+      <w:sz w:val="18"/>
+    </w:rPr>
+  </w:style>
+  <w:style w:type="paragraph" w:customStyle="1" w:styleId="SignatureRole">
+    <w:name w:val="Signature Role"/>
+    <w:basedOn w:val="Normal"/>
+    <w:pPr>
+      <w:spacing w:after="0" w:line="252" w:lineRule="auto"/>
+    </w:pPr>
+    <w:rPr>
+      <w:rFonts w:ascii="Arial" w:hAnsi="Arial"/>
+      <w:b/>
+      <w:sz w:val="17"/>
     </w:rPr>
   </w:style>
 </w:styles>

--- a/templates/Akt_9_Beton_Dnevnik_Template.docx
+++ b/templates/Akt_9_Beton_Dnevnik_Template.docx
@@ -728,7 +728,7 @@
     </w:p>
     <w:p>
       <w:pPr>
-        <w:pStyle w:val="LegalBody"/>
+        <w:pStyle w:val="SignatureLine"/>
       </w:pPr>
       <w:r>
         <w:rPr/>
@@ -743,10 +743,7 @@
         <w:t xml:space="preserve">................   </w:t>
       </w:r>
       <w:r>
-        <w:rPr>
-          <w:i/>
-          <w:iCs/>
-        </w:rPr>
+        <w:rPr/>
         <w:t>({{ТехРък_1и3}})</w:t>
       </w:r>
     </w:p>
@@ -1619,6 +1616,22 @@
       <w:sz w:val="17"/>
     </w:rPr>
   </w:style>
+  <w:style w:type="paragraph" w:customStyle="1" w:styleId="SignatureLine">
+    <w:name w:val="Signature Line"/>
+    <w:basedOn w:val="Normal"/>
+    <w:pPr>
+      <w:spacing w:before="0" w:after="0" w:line="480" w:lineRule="auto"/>
+    </w:pPr>
+    <w:rPr>
+      <w:rFonts w:ascii="Arial" w:hAnsi="Arial" w:eastAsia="Arial" w:cs="Arial"/>
+      <w:b w:val="0"/>
+      <w:bCs w:val="0"/>
+      <w:i w:val="1"/>
+      <w:iCs w:val="1"/>
+      <w:sz w:val="21"/>
+      <w:szCs w:val="21"/>
+    </w:rPr>
+  </w:style>
 </w:styles>
 </file>
 
